--- a/CSA09_CO1_AT2_LVL 1.docx
+++ b/CSA09_CO1_AT2_LVL 1.docx
@@ -1754,7 +1754,7 @@
     </w:p>
     <w:tbl>
       <w:tblPr>
-        <w:tblW w:w="10368" w:type="dxa"/>
+        <w:tblW w:w="10695" w:type="dxa"/>
         <w:tblBorders>
           <w:top w:val="single" w:sz="4" w:space="0" w:color="auto"/>
           <w:left w:val="single" w:sz="4" w:space="0" w:color="auto"/>
@@ -1770,15 +1770,15 @@
         <w:tblLook w:val="04A0" w:firstRow="1" w:lastRow="0" w:firstColumn="1" w:lastColumn="0" w:noHBand="0" w:noVBand="1"/>
       </w:tblPr>
       <w:tblGrid>
-        <w:gridCol w:w="10368"/>
+        <w:gridCol w:w="10695"/>
       </w:tblGrid>
       <w:tr>
         <w:trPr>
-          <w:trHeight w:hRule="exact" w:val="2580"/>
+          <w:trHeight w:hRule="exact" w:val="3513"/>
         </w:trPr>
         <w:tc>
           <w:tcPr>
-            <w:tcW w:w="10368" w:type="dxa"/>
+            <w:tcW w:w="10695" w:type="dxa"/>
             <w:tcBorders>
               <w:top w:val="single" w:sz="2" w:space="0" w:color="CCCCCC"/>
               <w:left w:val="single" w:sz="2" w:space="0" w:color="CCCCCC"/>
@@ -4885,6 +4885,7 @@
   <w:style w:type="character" w:default="1" w:styleId="DefaultParagraphFont">
     <w:name w:val="Default Paragraph Font"/>
     <w:uiPriority w:val="1"/>
+    <w:semiHidden/>
     <w:unhideWhenUsed/>
   </w:style>
   <w:style w:type="table" w:default="1" w:styleId="TableNormal">
